--- a/lessons/7-9-group1/homework.docx
+++ b/lessons/7-9-group1/homework.docx
@@ -115,7 +115,7 @@
           <wp:inline distT="0" distB="0" distL="0" distR="0">
             <wp:extent cx="1047750" cy="790575"/>
             <wp:effectExtent t="0" r="0" b="0" l="0"/>
-            <wp:docPr id="1" name="" descr="" title=""/>
+            <wp:docPr id="1" name="Reflection" descr="Picture illustrating the vocabulary word &quot;Reflection&quot;" title="Reflection"/>
             <wp:cNvGraphicFramePr>
               <a:graphicFrameLocks xmlns:a="http://schemas.openxmlformats.org/drawingml/2006/main" noChangeAspect="1"/>
             </wp:cNvGraphicFramePr>
@@ -161,10 +161,10 @@
           <w:b/>
           <w:bCs/>
         </w:rPr>
-        <w:t xml:space="preserve">Reflect Points Across Axes (Reflejar puntos sobre los ejes)</w:t>
-      </w:r>
-      <w:r>
-        <w:t xml:space="preserve"> — Flip a point across an axis so it stays the same perpendicular distance from that axis.</w:t>
+        <w:t xml:space="preserve">Reflection (Reflexión)</w:t>
+      </w:r>
+      <w:r>
+        <w:t xml:space="preserve"> — A flipped, mirror image across a line.</w:t>
       </w:r>
     </w:p>
     <w:p>
@@ -178,7 +178,7 @@
           <wp:inline distT="0" distB="0" distL="0" distR="0">
             <wp:extent cx="1047750" cy="790575"/>
             <wp:effectExtent t="0" r="0" b="0" l="0"/>
-            <wp:docPr id="1" name="" descr="" title=""/>
+            <wp:docPr id="1" name="x-axis" descr="Picture illustrating the vocabulary word &quot;x-axis&quot;" title="x-axis"/>
             <wp:cNvGraphicFramePr>
               <a:graphicFrameLocks xmlns:a="http://schemas.openxmlformats.org/drawingml/2006/main" noChangeAspect="1"/>
             </wp:cNvGraphicFramePr>
@@ -224,10 +224,10 @@
           <w:b/>
           <w:bCs/>
         </w:rPr>
-        <w:t xml:space="preserve">Reflection (Reflexión)</w:t>
-      </w:r>
-      <w:r>
-        <w:t xml:space="preserve"> — A flipped, mirror image across a line.</w:t>
+        <w:t xml:space="preserve">x-axis (Eje x)</w:t>
+      </w:r>
+      <w:r>
+        <w:t xml:space="preserve"> — The line that goes across the grid. Flipping over it changes the y sign.</w:t>
       </w:r>
     </w:p>
     <w:p>
@@ -241,7 +241,70 @@
           <wp:inline distT="0" distB="0" distL="0" distR="0">
             <wp:extent cx="1047750" cy="790575"/>
             <wp:effectExtent t="0" r="0" b="0" l="0"/>
-            <wp:docPr id="1" name="" descr="" title=""/>
+            <wp:docPr id="1" name="y-axis" descr="Picture illustrating the vocabulary word &quot;y-axis&quot;" title="y-axis"/>
+            <wp:cNvGraphicFramePr>
+              <a:graphicFrameLocks xmlns:a="http://schemas.openxmlformats.org/drawingml/2006/main" noChangeAspect="1"/>
+            </wp:cNvGraphicFramePr>
+            <a:graphic xmlns:a="http://schemas.openxmlformats.org/drawingml/2006/main">
+              <a:graphicData uri="http://schemas.openxmlformats.org/drawingml/2006/picture">
+                <pic:pic xmlns:pic="http://schemas.openxmlformats.org/drawingml/2006/picture">
+                  <pic:nvPicPr>
+                    <pic:cNvPr id="0" name="" descr=""/>
+                    <pic:cNvPicPr>
+                      <a:picLocks noChangeAspect="1" noChangeArrowheads="1"/>
+                    </pic:cNvPicPr>
+                  </pic:nvPicPr>
+                  <pic:blipFill>
+                    <a:blip r:embed="rId8" cstate="none"/>
+                    <a:srcRect/>
+                    <a:stretch>
+                      <a:fillRect/>
+                    </a:stretch>
+                  </pic:blipFill>
+                  <pic:spPr bwMode="auto">
+                    <a:xfrm>
+                      <a:off x="0" y="0"/>
+                      <a:ext cx="1047750" cy="790575"/>
+                    </a:xfrm>
+                    <a:prstGeom prst="rect">
+                      <a:avLst/>
+                    </a:prstGeom>
+                  </pic:spPr>
+                </pic:pic>
+              </a:graphicData>
+            </a:graphic>
+          </wp:inline>
+        </w:drawing>
+      </w:r>
+    </w:p>
+    <w:p>
+      <w:pPr>
+        <w:keepNext/>
+        <w:spacing w:after="120"/>
+      </w:pPr>
+      <w:r>
+        <w:rPr>
+          <w:b/>
+          <w:bCs/>
+        </w:rPr>
+        <w:t xml:space="preserve">y-axis (Eje y)</w:t>
+      </w:r>
+      <w:r>
+        <w:t xml:space="preserve"> — The line that goes up the grid. Flipping over it changes the x sign.</w:t>
+      </w:r>
+    </w:p>
+    <w:p>
+      <w:pPr>
+        <w:keepNext/>
+        <w:spacing w:after="20" w:before="80"/>
+        <w:jc w:val="center"/>
+      </w:pPr>
+      <w:r>
+        <w:drawing>
+          <wp:inline distT="0" distB="0" distL="0" distR="0">
+            <wp:extent cx="1047750" cy="790575"/>
+            <wp:effectExtent t="0" r="0" b="0" l="0"/>
+            <wp:docPr id="1" name="Symmetry" descr="Picture illustrating the vocabulary word &quot;Symmetry&quot;" title="Symmetry"/>
             <wp:cNvGraphicFramePr>
               <a:graphicFrameLocks xmlns:a="http://schemas.openxmlformats.org/drawingml/2006/main" noChangeAspect="1"/>
             </wp:cNvGraphicFramePr>
@@ -287,10 +350,10 @@
           <w:b/>
           <w:bCs/>
         </w:rPr>
-        <w:t xml:space="preserve">x-axis (Eje x)</w:t>
-      </w:r>
-      <w:r>
-        <w:t xml:space="preserve"> — The line that goes across the grid. Flipping over it changes the y sign.</w:t>
+        <w:t xml:space="preserve">Symmetry (Simetría)</w:t>
+      </w:r>
+      <w:r>
+        <w:t xml:space="preserve"> — When a shape looks the same on both sides of a line.</w:t>
       </w:r>
     </w:p>
     <w:p>
@@ -304,70 +367,7 @@
           <wp:inline distT="0" distB="0" distL="0" distR="0">
             <wp:extent cx="1047750" cy="790575"/>
             <wp:effectExtent t="0" r="0" b="0" l="0"/>
-            <wp:docPr id="1" name="" descr="" title=""/>
-            <wp:cNvGraphicFramePr>
-              <a:graphicFrameLocks xmlns:a="http://schemas.openxmlformats.org/drawingml/2006/main" noChangeAspect="1"/>
-            </wp:cNvGraphicFramePr>
-            <a:graphic xmlns:a="http://schemas.openxmlformats.org/drawingml/2006/main">
-              <a:graphicData uri="http://schemas.openxmlformats.org/drawingml/2006/picture">
-                <pic:pic xmlns:pic="http://schemas.openxmlformats.org/drawingml/2006/picture">
-                  <pic:nvPicPr>
-                    <pic:cNvPr id="0" name="" descr=""/>
-                    <pic:cNvPicPr>
-                      <a:picLocks noChangeAspect="1" noChangeArrowheads="1"/>
-                    </pic:cNvPicPr>
-                  </pic:nvPicPr>
-                  <pic:blipFill>
-                    <a:blip r:embed="rId9" cstate="none"/>
-                    <a:srcRect/>
-                    <a:stretch>
-                      <a:fillRect/>
-                    </a:stretch>
-                  </pic:blipFill>
-                  <pic:spPr bwMode="auto">
-                    <a:xfrm>
-                      <a:off x="0" y="0"/>
-                      <a:ext cx="1047750" cy="790575"/>
-                    </a:xfrm>
-                    <a:prstGeom prst="rect">
-                      <a:avLst/>
-                    </a:prstGeom>
-                  </pic:spPr>
-                </pic:pic>
-              </a:graphicData>
-            </a:graphic>
-          </wp:inline>
-        </w:drawing>
-      </w:r>
-    </w:p>
-    <w:p>
-      <w:pPr>
-        <w:keepNext/>
-        <w:spacing w:after="120"/>
-      </w:pPr>
-      <w:r>
-        <w:rPr>
-          <w:b/>
-          <w:bCs/>
-        </w:rPr>
-        <w:t xml:space="preserve">y-axis (Eje y)</w:t>
-      </w:r>
-      <w:r>
-        <w:t xml:space="preserve"> — The line that goes up the grid. Flipping over it changes the x sign.</w:t>
-      </w:r>
-    </w:p>
-    <w:p>
-      <w:pPr>
-        <w:keepNext/>
-        <w:spacing w:after="20" w:before="80"/>
-        <w:jc w:val="center"/>
-      </w:pPr>
-      <w:r>
-        <w:drawing>
-          <wp:inline distT="0" distB="0" distL="0" distR="0">
-            <wp:extent cx="1047750" cy="790575"/>
-            <wp:effectExtent t="0" r="0" b="0" l="0"/>
-            <wp:docPr id="1" name="" descr="" title=""/>
+            <wp:docPr id="1" name="Integer" descr="Picture illustrating the vocabulary word &quot;Integer&quot;" title="Integer"/>
             <wp:cNvGraphicFramePr>
               <a:graphicFrameLocks xmlns:a="http://schemas.openxmlformats.org/drawingml/2006/main" noChangeAspect="1"/>
             </wp:cNvGraphicFramePr>
@@ -413,10 +413,10 @@
           <w:b/>
           <w:bCs/>
         </w:rPr>
-        <w:t xml:space="preserve">Symmetry (Simetría)</w:t>
-      </w:r>
-      <w:r>
-        <w:t xml:space="preserve"> — When a shape looks the same on both sides of a line.</w:t>
+        <w:t xml:space="preserve">Integer (Número entero)</w:t>
+      </w:r>
+      <w:r>
+        <w:t xml:space="preserve"> — Whole numbers and their opposites, like -2, -1, 0, 1, 2.</w:t>
       </w:r>
     </w:p>
     <w:p>
@@ -430,7 +430,7 @@
           <wp:inline distT="0" distB="0" distL="0" distR="0">
             <wp:extent cx="1047750" cy="790575"/>
             <wp:effectExtent t="0" r="0" b="0" l="0"/>
-            <wp:docPr id="1" name="" descr="" title=""/>
+            <wp:docPr id="1" name="Perpendicular" descr="Picture illustrating the vocabulary word &quot;Perpendicular&quot;" title="Perpendicular"/>
             <wp:cNvGraphicFramePr>
               <a:graphicFrameLocks xmlns:a="http://schemas.openxmlformats.org/drawingml/2006/main" noChangeAspect="1"/>
             </wp:cNvGraphicFramePr>
@@ -476,69 +476,6 @@
           <w:b/>
           <w:bCs/>
         </w:rPr>
-        <w:t xml:space="preserve">Integer (Número entero)</w:t>
-      </w:r>
-      <w:r>
-        <w:t xml:space="preserve"> — Whole numbers and their opposites, like -2, -1, 0, 1, 2.</w:t>
-      </w:r>
-    </w:p>
-    <w:p>
-      <w:pPr>
-        <w:keepNext/>
-        <w:spacing w:after="20" w:before="80"/>
-        <w:jc w:val="center"/>
-      </w:pPr>
-      <w:r>
-        <w:drawing>
-          <wp:inline distT="0" distB="0" distL="0" distR="0">
-            <wp:extent cx="1047750" cy="790575"/>
-            <wp:effectExtent t="0" r="0" b="0" l="0"/>
-            <wp:docPr id="1" name="" descr="" title=""/>
-            <wp:cNvGraphicFramePr>
-              <a:graphicFrameLocks xmlns:a="http://schemas.openxmlformats.org/drawingml/2006/main" noChangeAspect="1"/>
-            </wp:cNvGraphicFramePr>
-            <a:graphic xmlns:a="http://schemas.openxmlformats.org/drawingml/2006/main">
-              <a:graphicData uri="http://schemas.openxmlformats.org/drawingml/2006/picture">
-                <pic:pic xmlns:pic="http://schemas.openxmlformats.org/drawingml/2006/picture">
-                  <pic:nvPicPr>
-                    <pic:cNvPr id="0" name="" descr=""/>
-                    <pic:cNvPicPr>
-                      <a:picLocks noChangeAspect="1" noChangeArrowheads="1"/>
-                    </pic:cNvPicPr>
-                  </pic:nvPicPr>
-                  <pic:blipFill>
-                    <a:blip r:embed="rId12" cstate="none"/>
-                    <a:srcRect/>
-                    <a:stretch>
-                      <a:fillRect/>
-                    </a:stretch>
-                  </pic:blipFill>
-                  <pic:spPr bwMode="auto">
-                    <a:xfrm>
-                      <a:off x="0" y="0"/>
-                      <a:ext cx="1047750" cy="790575"/>
-                    </a:xfrm>
-                    <a:prstGeom prst="rect">
-                      <a:avLst/>
-                    </a:prstGeom>
-                  </pic:spPr>
-                </pic:pic>
-              </a:graphicData>
-            </a:graphic>
-          </wp:inline>
-        </w:drawing>
-      </w:r>
-    </w:p>
-    <w:p>
-      <w:pPr>
-        <w:keepNext/>
-        <w:spacing w:after="120"/>
-      </w:pPr>
-      <w:r>
-        <w:rPr>
-          <w:b/>
-          <w:bCs/>
-        </w:rPr>
         <w:t xml:space="preserve">Perpendicular (Perpendicular)</w:t>
       </w:r>
       <w:r>
@@ -595,23 +532,23 @@
         <w:spacing w:after="40" w:before="0"/>
       </w:pPr>
       <w:r>
-        <w:t xml:space="preserve">     B. (4, 3)</w:t>
-      </w:r>
-    </w:p>
-    <w:p>
-      <w:pPr>
-        <w:spacing w:after="40" w:before="0"/>
-      </w:pPr>
-      <w:r>
-        <w:t xml:space="preserve">     C. (-4, 3)</w:t>
-      </w:r>
-    </w:p>
-    <w:p>
-      <w:pPr>
-        <w:spacing w:after="40" w:before="0"/>
-      </w:pPr>
-      <w:r>
-        <w:t xml:space="preserve">     D. (3, -4)</w:t>
+        <w:t xml:space="preserve">     B. (-4, 3)</w:t>
+      </w:r>
+    </w:p>
+    <w:p>
+      <w:pPr>
+        <w:spacing w:after="40" w:before="0"/>
+      </w:pPr>
+      <w:r>
+        <w:t xml:space="preserve">     C. (3, -4)</w:t>
+      </w:r>
+    </w:p>
+    <w:p>
+      <w:pPr>
+        <w:spacing w:after="40" w:before="0"/>
+      </w:pPr>
+      <w:r>
+        <w:t xml:space="preserve">     D. (4, 3)</w:t>
       </w:r>
     </w:p>
     <w:p>
@@ -642,15 +579,15 @@
         <w:spacing w:after="40" w:before="0"/>
       </w:pPr>
       <w:r>
-        <w:t xml:space="preserve">     A. (2, 6)</w:t>
-      </w:r>
-    </w:p>
-    <w:p>
-      <w:pPr>
-        <w:spacing w:after="40" w:before="0"/>
-      </w:pPr>
-      <w:r>
-        <w:t xml:space="preserve">     B. (-2, -6)</w:t>
+        <w:t xml:space="preserve">     A. (-2, -6)</w:t>
+      </w:r>
+    </w:p>
+    <w:p>
+      <w:pPr>
+        <w:spacing w:after="40" w:before="0"/>
+      </w:pPr>
+      <w:r>
+        <w:t xml:space="preserve">     B. (2, 6)</w:t>
       </w:r>
     </w:p>
     <w:p>
@@ -689,39 +626,39 @@
           <w:b/>
           <w:bCs/>
         </w:rPr>
-        <w:t xml:space="preserve">3. A buried chest is marked at (-5, 3). Vega folds the map along the y-axis to find its mirror twin. Where is the twin?</w:t>
-      </w:r>
-    </w:p>
-    <w:p>
-      <w:pPr>
-        <w:spacing w:after="40" w:before="0"/>
-      </w:pPr>
-      <w:r>
-        <w:t xml:space="preserve">     A. (5, 3)</w:t>
-      </w:r>
-    </w:p>
-    <w:p>
-      <w:pPr>
-        <w:spacing w:after="40" w:before="0"/>
-      </w:pPr>
-      <w:r>
-        <w:t xml:space="preserve">     B. (-5, -3)</w:t>
-      </w:r>
-    </w:p>
-    <w:p>
-      <w:pPr>
-        <w:spacing w:after="40" w:before="0"/>
-      </w:pPr>
-      <w:r>
-        <w:t xml:space="preserve">     C. (5, -3)</w:t>
-      </w:r>
-    </w:p>
-    <w:p>
-      <w:pPr>
-        <w:spacing w:after="40" w:before="0"/>
-      </w:pPr>
-      <w:r>
-        <w:t xml:space="preserve">     D. (3, -5)</w:t>
+        <w:t xml:space="preserve">3. Point A is at (-3, 5). It is reflected over the x-axis to A', then A' is reflected over the y-axis to A''. What are the coordinates of A''?</w:t>
+      </w:r>
+    </w:p>
+    <w:p>
+      <w:pPr>
+        <w:spacing w:after="40" w:before="0"/>
+      </w:pPr>
+      <w:r>
+        <w:t xml:space="preserve">     A. (-3, -5)</w:t>
+      </w:r>
+    </w:p>
+    <w:p>
+      <w:pPr>
+        <w:spacing w:after="40" w:before="0"/>
+      </w:pPr>
+      <w:r>
+        <w:t xml:space="preserve">     B. (-3, 5)</w:t>
+      </w:r>
+    </w:p>
+    <w:p>
+      <w:pPr>
+        <w:spacing w:after="40" w:before="0"/>
+      </w:pPr>
+      <w:r>
+        <w:t xml:space="preserve">     C. (3, -5)</w:t>
+      </w:r>
+    </w:p>
+    <w:p>
+      <w:pPr>
+        <w:spacing w:after="40" w:before="0"/>
+      </w:pPr>
+      <w:r>
+        <w:t xml:space="preserve">     D. (3, 5)</w:t>
       </w:r>
     </w:p>
     <w:p>
@@ -744,23 +681,133 @@
           <w:b/>
           <w:bCs/>
         </w:rPr>
-        <w:t xml:space="preserve">4. Vega reflects a palm-tree marker at (8, -6) across the x-axis. Which coordinate changes its sign?</w:t>
-      </w:r>
-    </w:p>
-    <w:p>
-      <w:pPr>
-        <w:spacing w:after="40" w:before="0"/>
-      </w:pPr>
-      <w:r>
-        <w:t xml:space="preserve">     A. The y-coordinate</w:t>
-      </w:r>
-    </w:p>
-    <w:p>
-      <w:pPr>
-        <w:spacing w:after="40" w:before="0"/>
-      </w:pPr>
-      <w:r>
-        <w:t xml:space="preserve">     B. The x-coordinate</w:t>
+        <w:t xml:space="preserve">4. Captain Vega folds the map along the x-axis. A marker at (7, 2) lands on its mirror image. What are the new coordinates?</w:t>
+      </w:r>
+    </w:p>
+    <w:p>
+      <w:pPr>
+        <w:spacing w:after="40" w:before="0"/>
+      </w:pPr>
+      <w:r>
+        <w:t xml:space="preserve">     A. (-7, 2)</w:t>
+      </w:r>
+    </w:p>
+    <w:p>
+      <w:pPr>
+        <w:spacing w:after="40" w:before="0"/>
+      </w:pPr>
+      <w:r>
+        <w:t xml:space="preserve">     B. (-7, -2)</w:t>
+      </w:r>
+    </w:p>
+    <w:p>
+      <w:pPr>
+        <w:spacing w:after="40" w:before="0"/>
+      </w:pPr>
+      <w:r>
+        <w:t xml:space="preserve">     C. (2, 7)</w:t>
+      </w:r>
+    </w:p>
+    <w:p>
+      <w:pPr>
+        <w:spacing w:after="40" w:before="0"/>
+      </w:pPr>
+      <w:r>
+        <w:t xml:space="preserve">     D. (7, -2)</w:t>
+      </w:r>
+    </w:p>
+    <w:p>
+      <w:pPr>
+        <w:spacing w:after="60" w:before="120"/>
+      </w:pPr>
+      <w:r>
+        <w:rPr>
+          <w:color w:val="BBBBBB"/>
+        </w:rPr>
+        <w:t xml:space="preserve">______________________________________________________________________</w:t>
+      </w:r>
+    </w:p>
+    <w:p>
+      <w:pPr>
+        <w:spacing w:after="80" w:before="0"/>
+      </w:pPr>
+      <w:r>
+        <w:rPr>
+          <w:b/>
+          <w:bCs/>
+        </w:rPr>
+        <w:t xml:space="preserve">5. A buried chest is marked at (-5, 3). Vega folds the map along the y-axis to find its mirror twin. Where is the twin?</w:t>
+      </w:r>
+    </w:p>
+    <w:p>
+      <w:pPr>
+        <w:spacing w:after="40" w:before="0"/>
+      </w:pPr>
+      <w:r>
+        <w:t xml:space="preserve">     A. (-5, -3)</w:t>
+      </w:r>
+    </w:p>
+    <w:p>
+      <w:pPr>
+        <w:spacing w:after="40" w:before="0"/>
+      </w:pPr>
+      <w:r>
+        <w:t xml:space="preserve">     B. (3, -5)</w:t>
+      </w:r>
+    </w:p>
+    <w:p>
+      <w:pPr>
+        <w:spacing w:after="40" w:before="0"/>
+      </w:pPr>
+      <w:r>
+        <w:t xml:space="preserve">     C. (5, 3)</w:t>
+      </w:r>
+    </w:p>
+    <w:p>
+      <w:pPr>
+        <w:spacing w:after="40" w:before="0"/>
+      </w:pPr>
+      <w:r>
+        <w:t xml:space="preserve">     D. (5, -3)</w:t>
+      </w:r>
+    </w:p>
+    <w:p>
+      <w:pPr>
+        <w:spacing w:after="60" w:before="120"/>
+      </w:pPr>
+      <w:r>
+        <w:rPr>
+          <w:color w:val="BBBBBB"/>
+        </w:rPr>
+        <w:t xml:space="preserve">______________________________________________________________________</w:t>
+      </w:r>
+    </w:p>
+    <w:p>
+      <w:pPr>
+        <w:spacing w:after="80" w:before="0"/>
+      </w:pPr>
+      <w:r>
+        <w:rPr>
+          <w:b/>
+          <w:bCs/>
+        </w:rPr>
+        <w:t xml:space="preserve">6. Vega reflects a palm-tree marker at (8, -6) across the x-axis. Which coordinate changes its sign?</w:t>
+      </w:r>
+    </w:p>
+    <w:p>
+      <w:pPr>
+        <w:spacing w:after="40" w:before="0"/>
+      </w:pPr>
+      <w:r>
+        <w:t xml:space="preserve">     A. The x-coordinate</w:t>
+      </w:r>
+    </w:p>
+    <w:p>
+      <w:pPr>
+        <w:spacing w:after="40" w:before="0"/>
+      </w:pPr>
+      <w:r>
+        <w:t xml:space="preserve">     B. The y-coordinate</w:t>
       </w:r>
     </w:p>
     <w:p>
@@ -799,7 +846,7 @@
           <w:b/>
           <w:bCs/>
         </w:rPr>
-        <w:t xml:space="preserve">5. Level 2 Extension — Vega's Fold Mix-Up</w:t>
+        <w:t xml:space="preserve">7. Level 2 Extension — Vega's Fold Mix-Up</w:t>
       </w:r>
     </w:p>
     <w:p>
@@ -888,7 +935,7 @@
           <w:b/>
           <w:bCs/>
         </w:rPr>
-        <w:t xml:space="preserve">6. Find the Reflection Error</w:t>
+        <w:t xml:space="preserve">8. Find the Reflection Error</w:t>
       </w:r>
     </w:p>
     <w:p>
@@ -969,7 +1016,23 @@
           <w:b/>
           <w:bCs/>
         </w:rPr>
-        <w:t xml:space="preserve">7. A triangle has vertices at A(1, 2), B(4, 2), and C(4, 6). If you reflect the entire triangle over the y-axis, what are the new vertices? What do you notice about the size and shape of the reflected triangle compared to the original?</w:t>
+        <w:t xml:space="preserve">9. Fix our table's thinking</w:t>
+      </w:r>
+    </w:p>
+    <w:p>
+      <w:pPr>
+        <w:spacing w:after="40" w:before="0"/>
+      </w:pPr>
+      <w:r>
+        <w:t xml:space="preserve">   Step 1 (The problem): What is the reflection of (4, -3) over the x-axis?</w:t>
+      </w:r>
+    </w:p>
+    <w:p>
+      <w:pPr>
+        <w:spacing w:after="40" w:before="0"/>
+      </w:pPr>
+      <w:r>
+        <w:t xml:space="preserve">   Step 2 (A classmate at our table answered): (-4, 3)</w:t>
       </w:r>
     </w:p>
     <w:p>
@@ -981,7 +1044,7 @@
           <w:i/>
           <w:iCs/>
         </w:rPr>
-        <w:t xml:space="preserve">Sentence starter: The reflected vertices are A'(___), B'(___), C'(___). I found each by ___. The reflected triangle is ___ compared to the original because reflections ___.</w:t>
+        <w:t xml:space="preserve">Which step has the mistake? Explain and fix it:</w:t>
       </w:r>
     </w:p>
     <w:p>
@@ -1006,222 +1069,6 @@
         <w:t xml:space="preserve">______________________________________________________________________</w:t>
       </w:r>
     </w:p>
-    <w:p>
-      <w:pPr>
-        <w:spacing w:after="60" w:before="120"/>
-      </w:pPr>
-      <w:r>
-        <w:rPr>
-          <w:color w:val="BBBBBB"/>
-        </w:rPr>
-        <w:t xml:space="preserve">______________________________________________________________________</w:t>
-      </w:r>
-    </w:p>
-    <w:p>
-      <w:pPr>
-        <w:spacing w:after="60" w:before="120"/>
-      </w:pPr>
-      <w:r>
-        <w:rPr>
-          <w:color w:val="BBBBBB"/>
-        </w:rPr>
-        <w:t xml:space="preserve">______________________________________________________________________</w:t>
-      </w:r>
-    </w:p>
-    <w:p>
-      <w:pPr>
-        <w:spacing w:after="80" w:before="0"/>
-      </w:pPr>
-      <w:r>
-        <w:rPr>
-          <w:b/>
-          <w:bCs/>
-        </w:rPr>
-        <w:t xml:space="preserve">8. Match each point and axis to its reflection.</w:t>
-      </w:r>
-    </w:p>
-    <w:tbl>
-      <w:tblPr>
-        <w:tblW w:type="pct" w:w="100%"/>
-        <w:tblBorders>
-          <w:top w:val="single" w:color="auto" w:sz="4"/>
-          <w:left w:val="single" w:color="auto" w:sz="4"/>
-          <w:bottom w:val="single" w:color="auto" w:sz="4"/>
-          <w:right w:val="single" w:color="auto" w:sz="4"/>
-          <w:insideH w:val="single" w:color="auto" w:sz="4"/>
-          <w:insideV w:val="single" w:color="auto" w:sz="4"/>
-        </w:tblBorders>
-      </w:tblPr>
-      <w:tblGrid>
-        <w:gridCol w:w="100"/>
-        <w:gridCol w:w="100"/>
-      </w:tblGrid>
-      <w:tr>
-        <w:trPr>
-          <w:tblHeader/>
-        </w:trPr>
-        <w:tc>
-          <w:tcPr>
-            <w:tcW w:type="pct" w:w="50%"/>
-          </w:tcPr>
-          <w:p>
-            <w:r>
-              <w:rPr>
-                <w:b/>
-                <w:bCs/>
-              </w:rPr>
-              <w:t xml:space="preserve">Item</w:t>
-            </w:r>
-          </w:p>
-        </w:tc>
-        <w:tc>
-          <w:tcPr>
-            <w:tcW w:type="pct" w:w="50%"/>
-          </w:tcPr>
-          <w:p>
-            <w:r>
-              <w:rPr>
-                <w:b/>
-                <w:bCs/>
-              </w:rPr>
-              <w:t xml:space="preserve">Answer choices</w:t>
-            </w:r>
-          </w:p>
-        </w:tc>
-      </w:tr>
-      <w:tr>
-        <w:tc>
-          <w:tcPr>
-            <w:tcW w:type="pct" w:w="50%"/>
-          </w:tcPr>
-          <w:p>
-            <w:r>
-              <w:t xml:space="preserve">____  (2, 5) over y-axis</w:t>
-            </w:r>
-          </w:p>
-        </w:tc>
-        <w:tc>
-          <w:tcPr>
-            <w:tcW w:type="pct" w:w="50%"/>
-          </w:tcPr>
-          <w:p>
-            <w:r>
-              <w:t xml:space="preserve">F. (6, 3)</w:t>
-            </w:r>
-          </w:p>
-        </w:tc>
-      </w:tr>
-      <w:tr>
-        <w:tc>
-          <w:tcPr>
-            <w:tcW w:type="pct" w:w="50%"/>
-          </w:tcPr>
-          <w:p>
-            <w:r>
-              <w:t xml:space="preserve">____  (-3, 1) over y-axis</w:t>
-            </w:r>
-          </w:p>
-        </w:tc>
-        <w:tc>
-          <w:tcPr>
-            <w:tcW w:type="pct" w:w="50%"/>
-          </w:tcPr>
-          <w:p>
-            <w:r>
-              <w:t xml:space="preserve">E. (5, -2)</w:t>
-            </w:r>
-          </w:p>
-        </w:tc>
-      </w:tr>
-      <w:tr>
-        <w:tc>
-          <w:tcPr>
-            <w:tcW w:type="pct" w:w="50%"/>
-          </w:tcPr>
-          <w:p>
-            <w:r>
-              <w:t xml:space="preserve">____  (4, -6) over x-axis</w:t>
-            </w:r>
-          </w:p>
-        </w:tc>
-        <w:tc>
-          <w:tcPr>
-            <w:tcW w:type="pct" w:w="50%"/>
-          </w:tcPr>
-          <w:p>
-            <w:r>
-              <w:t xml:space="preserve">D. (-1, 4)</w:t>
-            </w:r>
-          </w:p>
-        </w:tc>
-      </w:tr>
-      <w:tr>
-        <w:tc>
-          <w:tcPr>
-            <w:tcW w:type="pct" w:w="50%"/>
-          </w:tcPr>
-          <w:p>
-            <w:r>
-              <w:t xml:space="preserve">____  (-1, -4) over x-axis</w:t>
-            </w:r>
-          </w:p>
-        </w:tc>
-        <w:tc>
-          <w:tcPr>
-            <w:tcW w:type="pct" w:w="50%"/>
-          </w:tcPr>
-          <w:p>
-            <w:r>
-              <w:t xml:space="preserve">C. (4, 6)</w:t>
-            </w:r>
-          </w:p>
-        </w:tc>
-      </w:tr>
-      <w:tr>
-        <w:tc>
-          <w:tcPr>
-            <w:tcW w:type="pct" w:w="50%"/>
-          </w:tcPr>
-          <w:p>
-            <w:r>
-              <w:t xml:space="preserve">____  (5, 2) over x-axis</w:t>
-            </w:r>
-          </w:p>
-        </w:tc>
-        <w:tc>
-          <w:tcPr>
-            <w:tcW w:type="pct" w:w="50%"/>
-          </w:tcPr>
-          <w:p>
-            <w:r>
-              <w:t xml:space="preserve">B. (3, 1)</w:t>
-            </w:r>
-          </w:p>
-        </w:tc>
-      </w:tr>
-      <w:tr>
-        <w:tc>
-          <w:tcPr>
-            <w:tcW w:type="pct" w:w="50%"/>
-          </w:tcPr>
-          <w:p>
-            <w:r>
-              <w:t xml:space="preserve">____  (-6, 3) over y-axis</w:t>
-            </w:r>
-          </w:p>
-        </w:tc>
-        <w:tc>
-          <w:tcPr>
-            <w:tcW w:type="pct" w:w="50%"/>
-          </w:tcPr>
-          <w:p>
-            <w:r>
-              <w:t xml:space="preserve">A. (-2, 5)</w:t>
-            </w:r>
-          </w:p>
-        </w:tc>
-      </w:tr>
-    </w:tbl>
     <w:p>
       <w:pPr>
         <w:spacing w:after="60" w:before="120"/>
@@ -1260,7 +1107,7 @@
           <w:b/>
           <w:bCs/>
         </w:rPr>
-        <w:t xml:space="preserve">1. B. (4, 3)</w:t>
+        <w:t xml:space="preserve">1. D. (4, 3)</w:t>
       </w:r>
     </w:p>
     <w:p>
@@ -1292,7 +1139,7 @@
           <w:b/>
           <w:bCs/>
         </w:rPr>
-        <w:t xml:space="preserve">2. A. (2, 6)</w:t>
+        <w:t xml:space="preserve">2. B. (2, 6)</w:t>
       </w:r>
     </w:p>
     <w:p>
@@ -1324,7 +1171,7 @@
           <w:b/>
           <w:bCs/>
         </w:rPr>
-        <w:t xml:space="preserve">3. A. (5, 3)</w:t>
+        <w:t xml:space="preserve">3. C. (3, -5)</w:t>
       </w:r>
     </w:p>
     <w:p>
@@ -1332,7 +1179,7 @@
         <w:spacing w:after="20" w:before="0"/>
       </w:pPr>
       <w:r>
-        <w:t xml:space="preserve">     Reflecting across the y-axis flips the sign of the x-coordinate only. (-5, 3) becomes (5, 3).</w:t>
+        <w:t xml:space="preserve">     Over x-axis: (-3, 5) → (-3, -5). Then over y-axis: (-3, -5) → (3, -5). Both coordinates changed sign.</w:t>
       </w:r>
     </w:p>
     <w:p>
@@ -1356,7 +1203,7 @@
           <w:b/>
           <w:bCs/>
         </w:rPr>
-        <w:t xml:space="preserve">4. A. The y-coordinate</w:t>
+        <w:t xml:space="preserve">4. D. (7, -2)</w:t>
       </w:r>
     </w:p>
     <w:p>
@@ -1364,7 +1211,7 @@
         <w:spacing w:after="20" w:before="0"/>
       </w:pPr>
       <w:r>
-        <w:t xml:space="preserve">     Across the x-axis the rule is (x, y) -&gt; (x, -y), so only the y-coordinate flips sign. (8, -6) becomes (8, 6).</w:t>
+        <w:t xml:space="preserve">     Folding along (reflecting across) the x-axis flips the sign of the y-coordinate only. (7, 2) becomes (7, -2).</w:t>
       </w:r>
     </w:p>
     <w:p>
@@ -1388,7 +1235,7 @@
           <w:b/>
           <w:bCs/>
         </w:rPr>
-        <w:t xml:space="preserve">5. Level 2 Extension — Vega's Fold Mix-Up</w:t>
+        <w:t xml:space="preserve">5. C. (5, 3)</w:t>
       </w:r>
     </w:p>
     <w:p>
@@ -1396,6 +1243,70 @@
         <w:spacing w:after="20" w:before="0"/>
       </w:pPr>
       <w:r>
+        <w:t xml:space="preserve">     Reflecting across the y-axis flips the sign of the x-coordinate only. (-5, 3) becomes (5, 3).</w:t>
+      </w:r>
+    </w:p>
+    <w:p>
+      <w:pPr>
+        <w:spacing w:after="80" w:before="0"/>
+      </w:pPr>
+      <w:r>
+        <w:rPr>
+          <w:i/>
+          <w:iCs/>
+        </w:rPr>
+        <w:t xml:space="preserve">     Watch for: A common mistake in Reflect Points Across Axes is flipping the sign of the wrong coordinate — changing the x-coordinate when reflecting over the x-axis, instead of the y-coordinate (or vice versa for the y-axis). For example, to reflect (3, -5) over the x-axis, a student might flip the x-coordinate and write (-3, -5), but reflecting over the x-axis only changes the sign of the y-coordinate: (3, -5) becomes (3, 5). Before you submit, ask: 'Did I flip the sign of the coordinate that matches the axis I'm reflecting over — y for the x-axis, x for the y-axis?'</w:t>
+      </w:r>
+    </w:p>
+    <w:p>
+      <w:pPr>
+        <w:spacing w:after="40" w:before="0"/>
+      </w:pPr>
+      <w:r>
+        <w:rPr>
+          <w:b/>
+          <w:bCs/>
+        </w:rPr>
+        <w:t xml:space="preserve">6. B. The y-coordinate</w:t>
+      </w:r>
+    </w:p>
+    <w:p>
+      <w:pPr>
+        <w:spacing w:after="20" w:before="0"/>
+      </w:pPr>
+      <w:r>
+        <w:t xml:space="preserve">     Across the x-axis the rule is (x, y) -&gt; (x, -y), so only the y-coordinate flips sign. (8, -6) becomes (8, 6).</w:t>
+      </w:r>
+    </w:p>
+    <w:p>
+      <w:pPr>
+        <w:spacing w:after="80" w:before="0"/>
+      </w:pPr>
+      <w:r>
+        <w:rPr>
+          <w:i/>
+          <w:iCs/>
+        </w:rPr>
+        <w:t xml:space="preserve">     Watch for: A common mistake in Reflect Points Across Axes is flipping the sign of the wrong coordinate — changing the x-coordinate when reflecting over the x-axis, instead of the y-coordinate (or vice versa for the y-axis). For example, to reflect (3, -5) over the x-axis, a student might flip the x-coordinate and write (-3, -5), but reflecting over the x-axis only changes the sign of the y-coordinate: (3, -5) becomes (3, 5). Before you submit, ask: 'Did I flip the sign of the coordinate that matches the axis I'm reflecting over — y for the x-axis, x for the y-axis?'</w:t>
+      </w:r>
+    </w:p>
+    <w:p>
+      <w:pPr>
+        <w:spacing w:after="40" w:before="0"/>
+      </w:pPr>
+      <w:r>
+        <w:rPr>
+          <w:b/>
+          <w:bCs/>
+        </w:rPr>
+        <w:t xml:space="preserve">7. Level 2 Extension — Vega's Fold Mix-Up</w:t>
+      </w:r>
+    </w:p>
+    <w:p>
+      <w:pPr>
+        <w:spacing w:after="20" w:before="0"/>
+      </w:pPr>
+      <w:r>
         <w:t xml:space="preserve">     The mistake is in Step 2.</w:t>
       </w:r>
     </w:p>
@@ -1424,7 +1335,7 @@
           <w:b/>
           <w:bCs/>
         </w:rPr>
-        <w:t xml:space="preserve">6. Find the Reflection Error</w:t>
+        <w:t xml:space="preserve">8. Find the Reflection Error</w:t>
       </w:r>
     </w:p>
     <w:p>
@@ -1460,27 +1371,7 @@
           <w:b/>
           <w:bCs/>
         </w:rPr>
-        <w:t xml:space="preserve">7. Open response — answers will vary.</w:t>
-      </w:r>
-    </w:p>
-    <w:p>
-      <w:pPr>
-        <w:spacing w:after="80" w:before="0"/>
-      </w:pPr>
-      <w:r>
-        <w:t xml:space="preserve">     Look for key words: reflection, y-axis, x-coordinate, opposite, congruent, same size, same shape, mirror.</w:t>
-      </w:r>
-    </w:p>
-    <w:p>
-      <w:pPr>
-        <w:spacing w:after="40" w:before="0"/>
-      </w:pPr>
-      <w:r>
-        <w:rPr>
-          <w:b/>
-          <w:bCs/>
-        </w:rPr>
-        <w:t xml:space="preserve">8. Matches:</w:t>
+        <w:t xml:space="preserve">9. Fix our table's thinking</w:t>
       </w:r>
     </w:p>
     <w:p>
@@ -1488,7 +1379,7 @@
         <w:spacing w:after="20" w:before="0"/>
       </w:pPr>
       <w:r>
-        <w:t xml:space="preserve">     (2, 5) over y-axis → (-2, 5)</w:t>
+        <w:t xml:space="preserve">     The mistake is in Step 2.</w:t>
       </w:r>
     </w:p>
     <w:p>
@@ -1496,47 +1387,7 @@
         <w:spacing w:after="20" w:before="0"/>
       </w:pPr>
       <w:r>
-        <w:t xml:space="preserve">     (-3, 1) over y-axis → (3, 1)</w:t>
-      </w:r>
-    </w:p>
-    <w:p>
-      <w:pPr>
-        <w:spacing w:after="20" w:before="0"/>
-      </w:pPr>
-      <w:r>
-        <w:t xml:space="preserve">     (4, -6) over x-axis → (4, 6)</w:t>
-      </w:r>
-    </w:p>
-    <w:p>
-      <w:pPr>
-        <w:spacing w:after="20" w:before="0"/>
-      </w:pPr>
-      <w:r>
-        <w:t xml:space="preserve">     (-1, -4) over x-axis → (-1, 4)</w:t>
-      </w:r>
-    </w:p>
-    <w:p>
-      <w:pPr>
-        <w:spacing w:after="20" w:before="0"/>
-      </w:pPr>
-      <w:r>
-        <w:t xml:space="preserve">     (5, 2) over x-axis → (5, -2)</w:t>
-      </w:r>
-    </w:p>
-    <w:p>
-      <w:pPr>
-        <w:spacing w:after="20" w:before="0"/>
-      </w:pPr>
-      <w:r>
-        <w:t xml:space="preserve">     (-6, 3) over y-axis → (6, 3)</w:t>
-      </w:r>
-    </w:p>
-    <w:p>
-      <w:pPr>
-        <w:spacing w:after="40" w:before="0"/>
-      </w:pPr>
-      <w:r>
-        <w:t xml:space="preserve"/>
+        <w:t xml:space="preserve">     Correct work: The correct answer is (4, 3). Reflecting over the x-axis changes the sign of the y-coordinate. The x stays the same (4), and the y changes from -3 to 3. The answer is (4, 3).</w:t>
       </w:r>
     </w:p>
     <w:sectPr>
@@ -1725,7 +1576,14 @@
 <file path=word/styles.xml><?xml version="1.0" encoding="utf-8"?>
 <w:styles xmlns:mc="http://schemas.openxmlformats.org/markup-compatibility/2006" xmlns:r="http://schemas.openxmlformats.org/officeDocument/2006/relationships" xmlns:w="http://schemas.openxmlformats.org/wordprocessingml/2006/main" xmlns:w14="http://schemas.microsoft.com/office/word/2010/wordml" xmlns:w15="http://schemas.microsoft.com/office/word/2012/wordml" mc:Ignorable="w14 w15">
   <w:docDefaults>
-    <w:rPrDefault/>
+    <w:rPrDefault>
+      <w:rPr>
+        <w:rFonts w:ascii="Arial" w:cs="Arial" w:eastAsia="Arial" w:hAnsi="Arial"/>
+        <w:sz w:val="22"/>
+        <w:szCs w:val="22"/>
+        <w:lang w:val="en-US"/>
+      </w:rPr>
+    </w:rPrDefault>
     <w:pPrDefault/>
   </w:docDefaults>
   <w:style w:type="paragraph" w:styleId="Title">
@@ -1743,10 +1601,16 @@
     <w:basedOn w:val="Normal"/>
     <w:next w:val="Normal"/>
     <w:qFormat/>
+    <w:pPr>
+      <w:keepNext/>
+    </w:pPr>
     <w:rPr>
-      <w:color w:val="2E74B5"/>
-      <w:sz w:val="32"/>
-      <w:szCs w:val="32"/>
+      <w:rFonts w:ascii="Arial" w:cs="Arial" w:eastAsia="Arial" w:hAnsi="Arial"/>
+      <w:b/>
+      <w:bCs/>
+      <w:color w:val="183E56"/>
+      <w:sz w:val="34"/>
+      <w:szCs w:val="34"/>
     </w:rPr>
   </w:style>
   <w:style w:type="paragraph" w:styleId="Heading2">
@@ -1754,8 +1618,14 @@
     <w:basedOn w:val="Normal"/>
     <w:next w:val="Normal"/>
     <w:qFormat/>
+    <w:pPr>
+      <w:keepNext/>
+    </w:pPr>
     <w:rPr>
-      <w:color w:val="2E74B5"/>
+      <w:rFonts w:ascii="Arial" w:cs="Arial" w:eastAsia="Arial" w:hAnsi="Arial"/>
+      <w:b/>
+      <w:bCs/>
+      <w:color w:val="176B70"/>
       <w:sz w:val="26"/>
       <w:szCs w:val="26"/>
     </w:rPr>

--- a/lessons/7-9-group1/homework.docx
+++ b/lessons/7-9-group1/homework.docx
@@ -1080,316 +1080,6 @@
         <w:t xml:space="preserve">______________________________________________________________________</w:t>
       </w:r>
     </w:p>
-    <w:p>
-      <w:r>
-        <w:br w:type="page"/>
-      </w:r>
-    </w:p>
-    <w:p>
-      <w:pPr>
-        <w:pStyle w:val="Heading1"/>
-        <w:spacing w:after="120"/>
-      </w:pPr>
-      <w:r>
-        <w:rPr>
-          <w:b/>
-          <w:bCs/>
-        </w:rPr>
-        <w:t xml:space="preserve">Answer Key (Teacher)</w:t>
-      </w:r>
-    </w:p>
-    <w:p>
-      <w:pPr>
-        <w:spacing w:after="40" w:before="0"/>
-      </w:pPr>
-      <w:r>
-        <w:rPr>
-          <w:b/>
-          <w:bCs/>
-        </w:rPr>
-        <w:t xml:space="preserve">1. D. (4, 3)</w:t>
-      </w:r>
-    </w:p>
-    <w:p>
-      <w:pPr>
-        <w:spacing w:after="20" w:before="0"/>
-      </w:pPr>
-      <w:r>
-        <w:t xml:space="preserve">     Reflecting over the x-axis changes the sign of the y-coordinate. The x stays the same (4), and the y changes from -3 to 3. The answer is (4, 3).</w:t>
-      </w:r>
-    </w:p>
-    <w:p>
-      <w:pPr>
-        <w:spacing w:after="80" w:before="0"/>
-      </w:pPr>
-      <w:r>
-        <w:rPr>
-          <w:i/>
-          <w:iCs/>
-        </w:rPr>
-        <w:t xml:space="preserve">     Watch for: A common mistake in Reflect Points Across Axes is flipping the sign of the wrong coordinate — changing the x-coordinate when reflecting over the x-axis, instead of the y-coordinate (or vice versa for the y-axis). For example, to reflect (3, -5) over the x-axis, a student might flip the x-coordinate and write (-3, -5), but reflecting over the x-axis only changes the sign of the y-coordinate: (3, -5) becomes (3, 5). Before you submit, ask: 'Did I flip the sign of the coordinate that matches the axis I'm reflecting over — y for the x-axis, x for the y-axis?'</w:t>
-      </w:r>
-    </w:p>
-    <w:p>
-      <w:pPr>
-        <w:spacing w:after="40" w:before="0"/>
-      </w:pPr>
-      <w:r>
-        <w:rPr>
-          <w:b/>
-          <w:bCs/>
-        </w:rPr>
-        <w:t xml:space="preserve">2. B. (2, 6)</w:t>
-      </w:r>
-    </w:p>
-    <w:p>
-      <w:pPr>
-        <w:spacing w:after="20" w:before="0"/>
-      </w:pPr>
-      <w:r>
-        <w:t xml:space="preserve">     Reflecting over the y-axis changes the sign of the x-coordinate. x goes from -2 to 2, and y stays 6. The answer is (2, 6).</w:t>
-      </w:r>
-    </w:p>
-    <w:p>
-      <w:pPr>
-        <w:spacing w:after="80" w:before="0"/>
-      </w:pPr>
-      <w:r>
-        <w:rPr>
-          <w:i/>
-          <w:iCs/>
-        </w:rPr>
-        <w:t xml:space="preserve">     Watch for: A common mistake in Reflect Points Across Axes is flipping the sign of the wrong coordinate — changing the x-coordinate when reflecting over the x-axis, instead of the y-coordinate (or vice versa for the y-axis). For example, to reflect (3, -5) over the x-axis, a student might flip the x-coordinate and write (-3, -5), but reflecting over the x-axis only changes the sign of the y-coordinate: (3, -5) becomes (3, 5). Before you submit, ask: 'Did I flip the sign of the coordinate that matches the axis I'm reflecting over — y for the x-axis, x for the y-axis?'</w:t>
-      </w:r>
-    </w:p>
-    <w:p>
-      <w:pPr>
-        <w:spacing w:after="40" w:before="0"/>
-      </w:pPr>
-      <w:r>
-        <w:rPr>
-          <w:b/>
-          <w:bCs/>
-        </w:rPr>
-        <w:t xml:space="preserve">3. C. (3, -5)</w:t>
-      </w:r>
-    </w:p>
-    <w:p>
-      <w:pPr>
-        <w:spacing w:after="20" w:before="0"/>
-      </w:pPr>
-      <w:r>
-        <w:t xml:space="preserve">     Over x-axis: (-3, 5) → (-3, -5). Then over y-axis: (-3, -5) → (3, -5). Both coordinates changed sign.</w:t>
-      </w:r>
-    </w:p>
-    <w:p>
-      <w:pPr>
-        <w:spacing w:after="80" w:before="0"/>
-      </w:pPr>
-      <w:r>
-        <w:rPr>
-          <w:i/>
-          <w:iCs/>
-        </w:rPr>
-        <w:t xml:space="preserve">     Watch for: A common mistake in Reflect Points Across Axes is flipping the sign of the wrong coordinate — changing the x-coordinate when reflecting over the x-axis, instead of the y-coordinate (or vice versa for the y-axis). For example, to reflect (3, -5) over the x-axis, a student might flip the x-coordinate and write (-3, -5), but reflecting over the x-axis only changes the sign of the y-coordinate: (3, -5) becomes (3, 5). Before you submit, ask: 'Did I flip the sign of the coordinate that matches the axis I'm reflecting over — y for the x-axis, x for the y-axis?'</w:t>
-      </w:r>
-    </w:p>
-    <w:p>
-      <w:pPr>
-        <w:spacing w:after="40" w:before="0"/>
-      </w:pPr>
-      <w:r>
-        <w:rPr>
-          <w:b/>
-          <w:bCs/>
-        </w:rPr>
-        <w:t xml:space="preserve">4. D. (7, -2)</w:t>
-      </w:r>
-    </w:p>
-    <w:p>
-      <w:pPr>
-        <w:spacing w:after="20" w:before="0"/>
-      </w:pPr>
-      <w:r>
-        <w:t xml:space="preserve">     Folding along (reflecting across) the x-axis flips the sign of the y-coordinate only. (7, 2) becomes (7, -2).</w:t>
-      </w:r>
-    </w:p>
-    <w:p>
-      <w:pPr>
-        <w:spacing w:after="80" w:before="0"/>
-      </w:pPr>
-      <w:r>
-        <w:rPr>
-          <w:i/>
-          <w:iCs/>
-        </w:rPr>
-        <w:t xml:space="preserve">     Watch for: A common mistake in Reflect Points Across Axes is flipping the sign of the wrong coordinate — changing the x-coordinate when reflecting over the x-axis, instead of the y-coordinate (or vice versa for the y-axis). For example, to reflect (3, -5) over the x-axis, a student might flip the x-coordinate and write (-3, -5), but reflecting over the x-axis only changes the sign of the y-coordinate: (3, -5) becomes (3, 5). Before you submit, ask: 'Did I flip the sign of the coordinate that matches the axis I'm reflecting over — y for the x-axis, x for the y-axis?'</w:t>
-      </w:r>
-    </w:p>
-    <w:p>
-      <w:pPr>
-        <w:spacing w:after="40" w:before="0"/>
-      </w:pPr>
-      <w:r>
-        <w:rPr>
-          <w:b/>
-          <w:bCs/>
-        </w:rPr>
-        <w:t xml:space="preserve">5. C. (5, 3)</w:t>
-      </w:r>
-    </w:p>
-    <w:p>
-      <w:pPr>
-        <w:spacing w:after="20" w:before="0"/>
-      </w:pPr>
-      <w:r>
-        <w:t xml:space="preserve">     Reflecting across the y-axis flips the sign of the x-coordinate only. (-5, 3) becomes (5, 3).</w:t>
-      </w:r>
-    </w:p>
-    <w:p>
-      <w:pPr>
-        <w:spacing w:after="80" w:before="0"/>
-      </w:pPr>
-      <w:r>
-        <w:rPr>
-          <w:i/>
-          <w:iCs/>
-        </w:rPr>
-        <w:t xml:space="preserve">     Watch for: A common mistake in Reflect Points Across Axes is flipping the sign of the wrong coordinate — changing the x-coordinate when reflecting over the x-axis, instead of the y-coordinate (or vice versa for the y-axis). For example, to reflect (3, -5) over the x-axis, a student might flip the x-coordinate and write (-3, -5), but reflecting over the x-axis only changes the sign of the y-coordinate: (3, -5) becomes (3, 5). Before you submit, ask: 'Did I flip the sign of the coordinate that matches the axis I'm reflecting over — y for the x-axis, x for the y-axis?'</w:t>
-      </w:r>
-    </w:p>
-    <w:p>
-      <w:pPr>
-        <w:spacing w:after="40" w:before="0"/>
-      </w:pPr>
-      <w:r>
-        <w:rPr>
-          <w:b/>
-          <w:bCs/>
-        </w:rPr>
-        <w:t xml:space="preserve">6. B. The y-coordinate</w:t>
-      </w:r>
-    </w:p>
-    <w:p>
-      <w:pPr>
-        <w:spacing w:after="20" w:before="0"/>
-      </w:pPr>
-      <w:r>
-        <w:t xml:space="preserve">     Across the x-axis the rule is (x, y) -&gt; (x, -y), so only the y-coordinate flips sign. (8, -6) becomes (8, 6).</w:t>
-      </w:r>
-    </w:p>
-    <w:p>
-      <w:pPr>
-        <w:spacing w:after="80" w:before="0"/>
-      </w:pPr>
-      <w:r>
-        <w:rPr>
-          <w:i/>
-          <w:iCs/>
-        </w:rPr>
-        <w:t xml:space="preserve">     Watch for: A common mistake in Reflect Points Across Axes is flipping the sign of the wrong coordinate — changing the x-coordinate when reflecting over the x-axis, instead of the y-coordinate (or vice versa for the y-axis). For example, to reflect (3, -5) over the x-axis, a student might flip the x-coordinate and write (-3, -5), but reflecting over the x-axis only changes the sign of the y-coordinate: (3, -5) becomes (3, 5). Before you submit, ask: 'Did I flip the sign of the coordinate that matches the axis I'm reflecting over — y for the x-axis, x for the y-axis?'</w:t>
-      </w:r>
-    </w:p>
-    <w:p>
-      <w:pPr>
-        <w:spacing w:after="40" w:before="0"/>
-      </w:pPr>
-      <w:r>
-        <w:rPr>
-          <w:b/>
-          <w:bCs/>
-        </w:rPr>
-        <w:t xml:space="preserve">7. Level 2 Extension — Vega's Fold Mix-Up</w:t>
-      </w:r>
-    </w:p>
-    <w:p>
-      <w:pPr>
-        <w:spacing w:after="20" w:before="0"/>
-      </w:pPr>
-      <w:r>
-        <w:t xml:space="preserve">     The mistake is in Step 2.</w:t>
-      </w:r>
-    </w:p>
-    <w:p>
-      <w:pPr>
-        <w:spacing w:after="20" w:before="0"/>
-      </w:pPr>
-      <w:r>
-        <w:t xml:space="preserve">     Correct work: Reflecting across the x-axis follows the rule (x, y) -&gt; (x, -y): keep the x-coordinate and flip the y-coordinate. Vega flipped the x instead of the y. The correct mirror image of (6, 4) is (6, -4).</w:t>
-      </w:r>
-    </w:p>
-    <w:p>
-      <w:pPr>
-        <w:spacing w:after="80" w:before="0"/>
-      </w:pPr>
-      <w:r>
-        <w:t xml:space="preserve">     Watch for: Step 1 says to flip the x-coordinate for an x-axis fold, but the axis you fold over is the one whose coordinate stays put. The rule is (x, y) → (x, -y), so the marker (6, 4) mirrors to (6, -4), landing straight below the original.</w:t>
-      </w:r>
-    </w:p>
-    <w:p>
-      <w:pPr>
-        <w:spacing w:after="40" w:before="0"/>
-      </w:pPr>
-      <w:r>
-        <w:rPr>
-          <w:b/>
-          <w:bCs/>
-        </w:rPr>
-        <w:t xml:space="preserve">8. Find the Reflection Error</w:t>
-      </w:r>
-    </w:p>
-    <w:p>
-      <w:pPr>
-        <w:spacing w:after="20" w:before="0"/>
-      </w:pPr>
-      <w:r>
-        <w:t xml:space="preserve">     The mistake is in Step 2.</w:t>
-      </w:r>
-    </w:p>
-    <w:p>
-      <w:pPr>
-        <w:spacing w:after="20" w:before="0"/>
-      </w:pPr>
-      <w:r>
-        <w:t xml:space="preserve">     Correct work: Reflecting over the y-axis changes the x-coordinate, not the y-coordinate. The correct reflection of (-3, 5) over the y-axis is (3, 5). The student confused which coordinate changes for each axis.</w:t>
-      </w:r>
-    </w:p>
-    <w:p>
-      <w:pPr>
-        <w:spacing w:after="80" w:before="0"/>
-      </w:pPr>
-      <w:r>
-        <w:t xml:space="preserve">     Watch for: The student's thinking step says the vertical y-axis changes the y-coordinate, but the axis name tells you which coordinate stays the same. Over the y-axis the rule is (x, y) → (-x, y), so (-3, 5) reflects to (3, 5), not (-3, -5).</w:t>
-      </w:r>
-    </w:p>
-    <w:p>
-      <w:pPr>
-        <w:spacing w:after="40" w:before="0"/>
-      </w:pPr>
-      <w:r>
-        <w:rPr>
-          <w:b/>
-          <w:bCs/>
-        </w:rPr>
-        <w:t xml:space="preserve">9. Fix our table's thinking</w:t>
-      </w:r>
-    </w:p>
-    <w:p>
-      <w:pPr>
-        <w:spacing w:after="20" w:before="0"/>
-      </w:pPr>
-      <w:r>
-        <w:t xml:space="preserve">     The mistake is in Step 2.</w:t>
-      </w:r>
-    </w:p>
-    <w:p>
-      <w:pPr>
-        <w:spacing w:after="20" w:before="0"/>
-      </w:pPr>
-      <w:r>
-        <w:t xml:space="preserve">     Correct work: The correct answer is (4, 3). Reflecting over the x-axis changes the sign of the y-coordinate. The x stays the same (4), and the y changes from -3 to 3. The answer is (4, 3).</w:t>
-      </w:r>
-    </w:p>
     <w:sectPr>
       <w:pgSz w:w="11906" w:h="16838" w:orient="portrait"/>
       <w:pgMar w:top="720" w:right="900" w:bottom="720" w:left="900" w:header="708" w:footer="708" w:gutter="0"/>
